--- a/Labs/day-6/Lab 10 - Configure Accelerated SQL database Recovery.docx
+++ b/Labs/day-6/Lab 10 - Configure Accelerated SQL database Recovery.docx
@@ -233,7 +233,28 @@
           <w:kern w:val="0"/>
           <w14:ligatures w14:val="none"/>
         </w:rPr>
-        <w:t>a</w:t>
+        <w:t>adr_</w:t>
+      </w:r>
+      <w:proofErr w:type="gramStart"/>
+      <w:r>
+        <w:rPr>
+          <w:rFonts w:ascii="Segoe UI" w:eastAsia="Times New Roman" w:hAnsi="Segoe UI" w:cs="Segoe UI"/>
+          <w:color w:val="161616"/>
+          <w:kern w:val="0"/>
+          <w14:ligatures w14:val="none"/>
+        </w:rPr>
+        <w:t>recovery.ipynb</w:t>
+      </w:r>
+      <w:proofErr w:type="spellEnd"/>
+      <w:proofErr w:type="gramEnd"/>
+      <w:r>
+        <w:rPr>
+          <w:rFonts w:ascii="Segoe UI" w:eastAsia="Times New Roman" w:hAnsi="Segoe UI" w:cs="Segoe UI"/>
+          <w:color w:val="161616"/>
+          <w:kern w:val="0"/>
+          <w14:ligatures w14:val="none"/>
+        </w:rPr>
+        <w:t xml:space="preserve">. </w:t>
       </w:r>
       <w:r>
         <w:rPr>
@@ -242,9 +263,119 @@
           <w:kern w:val="0"/>
           <w14:ligatures w14:val="none"/>
         </w:rPr>
-        <w:t>dr_recovery.ipynb</w:t>
+        <w:t>(</w:t>
+      </w:r>
+      <w:r>
+        <w:rPr>
+          <w:rFonts w:ascii="Segoe UI" w:eastAsia="Times New Roman" w:hAnsi="Segoe UI" w:cs="Segoe UI"/>
+          <w:color w:val="161616"/>
+          <w:kern w:val="0"/>
+          <w14:ligatures w14:val="none"/>
+        </w:rPr>
+        <w:t>https://github.com/imcuteani/SQL_Server_Azure_Data_Engineering/blob/main/Labs/day-6/adr.ipynb</w:t>
+      </w:r>
+      <w:r>
+        <w:rPr>
+          <w:rFonts w:ascii="Segoe UI" w:eastAsia="Times New Roman" w:hAnsi="Segoe UI" w:cs="Segoe UI"/>
+          <w:color w:val="161616"/>
+          <w:kern w:val="0"/>
+          <w14:ligatures w14:val="none"/>
+        </w:rPr>
+        <w:t>)</w:t>
+      </w:r>
+    </w:p>
+    <w:p>
+      <w:pPr>
+        <w:pStyle w:val="ListParagraph"/>
+        <w:shd w:val="clear" w:color="auto" w:fill="FFFFFF"/>
+        <w:spacing w:before="100" w:beforeAutospacing="1" w:after="100" w:afterAutospacing="1" w:line="240" w:lineRule="auto"/>
+        <w:rPr>
+          <w:rFonts w:ascii="Segoe UI" w:eastAsia="Times New Roman" w:hAnsi="Segoe UI" w:cs="Segoe UI"/>
+          <w:color w:val="161616"/>
+          <w:kern w:val="0"/>
+          <w14:ligatures w14:val="none"/>
+        </w:rPr>
+      </w:pPr>
+    </w:p>
+    <w:p>
+      <w:pPr>
+        <w:pStyle w:val="ListParagraph"/>
+        <w:numPr>
+          <w:ilvl w:val="0"/>
+          <w:numId w:val="7"/>
+        </w:numPr>
+        <w:shd w:val="clear" w:color="auto" w:fill="FFFFFF"/>
+        <w:spacing w:before="100" w:beforeAutospacing="1" w:after="100" w:afterAutospacing="1" w:line="240" w:lineRule="auto"/>
+        <w:rPr>
+          <w:rFonts w:ascii="Segoe UI" w:eastAsia="Times New Roman" w:hAnsi="Segoe UI" w:cs="Segoe UI"/>
+          <w:color w:val="161616"/>
+          <w:kern w:val="0"/>
+          <w14:ligatures w14:val="none"/>
+        </w:rPr>
+      </w:pPr>
+      <w:r>
+        <w:rPr>
+          <w:rFonts w:ascii="Segoe UI" w:eastAsia="Times New Roman" w:hAnsi="Segoe UI" w:cs="Segoe UI"/>
+          <w:color w:val="161616"/>
+          <w:kern w:val="0"/>
+          <w14:ligatures w14:val="none"/>
+        </w:rPr>
+        <w:t xml:space="preserve">Next, implement the Accelerated Database recovery notebook with Fast Rollback and log transaction per SQL Server HA setup. </w:t>
+      </w:r>
+    </w:p>
+    <w:p>
+      <w:pPr>
+        <w:pStyle w:val="ListParagraph"/>
+        <w:rPr>
+          <w:rFonts w:ascii="Segoe UI" w:eastAsia="Times New Roman" w:hAnsi="Segoe UI" w:cs="Segoe UI"/>
+          <w:color w:val="161616"/>
+          <w:kern w:val="0"/>
+          <w14:ligatures w14:val="none"/>
+        </w:rPr>
+      </w:pPr>
+    </w:p>
+    <w:p>
+      <w:pPr>
+        <w:pStyle w:val="ListParagraph"/>
+        <w:shd w:val="clear" w:color="auto" w:fill="FFFFFF"/>
+        <w:spacing w:before="100" w:beforeAutospacing="1" w:after="100" w:afterAutospacing="1" w:line="240" w:lineRule="auto"/>
+        <w:rPr>
+          <w:rFonts w:ascii="Segoe UI" w:eastAsia="Times New Roman" w:hAnsi="Segoe UI" w:cs="Segoe UI"/>
+          <w:color w:val="161616"/>
+          <w:kern w:val="0"/>
+          <w14:ligatures w14:val="none"/>
+        </w:rPr>
+      </w:pPr>
+    </w:p>
+    <w:p>
+      <w:pPr>
+        <w:pStyle w:val="ListParagraph"/>
+        <w:numPr>
+          <w:ilvl w:val="0"/>
+          <w:numId w:val="7"/>
+        </w:numPr>
+        <w:shd w:val="clear" w:color="auto" w:fill="FFFFFF"/>
+        <w:spacing w:before="100" w:beforeAutospacing="1" w:after="100" w:afterAutospacing="1" w:line="240" w:lineRule="auto"/>
+        <w:rPr>
+          <w:rFonts w:ascii="Segoe UI" w:eastAsia="Times New Roman" w:hAnsi="Segoe UI" w:cs="Segoe UI"/>
+          <w:color w:val="161616"/>
+          <w:kern w:val="0"/>
+          <w14:ligatures w14:val="none"/>
+        </w:rPr>
+      </w:pPr>
+      <w:proofErr w:type="spellStart"/>
+      <w:proofErr w:type="gramStart"/>
+      <w:r>
+        <w:rPr>
+          <w:rFonts w:ascii="Segoe UI" w:eastAsia="Times New Roman" w:hAnsi="Segoe UI" w:cs="Segoe UI"/>
+          <w:color w:val="161616"/>
+          <w:kern w:val="0"/>
+          <w14:ligatures w14:val="none"/>
+        </w:rPr>
+        <w:t>adr.ipynb</w:t>
       </w:r>
       <w:proofErr w:type="spellEnd"/>
+      <w:proofErr w:type="gramEnd"/>
       <w:r>
         <w:rPr>
           <w:rFonts w:ascii="Segoe UI" w:eastAsia="Times New Roman" w:hAnsi="Segoe UI" w:cs="Segoe UI"/>
@@ -252,8 +383,48 @@
           <w:kern w:val="0"/>
           <w14:ligatures w14:val="none"/>
         </w:rPr>
-        <w:t xml:space="preserve">. </w:t>
+        <w:t xml:space="preserve"> (</w:t>
       </w:r>
+      <w:r>
+        <w:rPr>
+          <w:rFonts w:ascii="Segoe UI" w:eastAsia="Times New Roman" w:hAnsi="Segoe UI" w:cs="Segoe UI"/>
+          <w:color w:val="161616"/>
+          <w:kern w:val="0"/>
+          <w14:ligatures w14:val="none"/>
+        </w:rPr>
+        <w:t>(</w:t>
+      </w:r>
+      <w:r>
+        <w:rPr>
+          <w:rFonts w:ascii="Segoe UI" w:eastAsia="Times New Roman" w:hAnsi="Segoe UI" w:cs="Segoe UI"/>
+          <w:color w:val="161616"/>
+          <w:kern w:val="0"/>
+          <w14:ligatures w14:val="none"/>
+        </w:rPr>
+        <w:t>https://github.com/imcuteani/SQL_Server_Azure_Data_Engineering/blob/main/Labs/day-6/adr.ipynb</w:t>
+      </w:r>
+      <w:r>
+        <w:rPr>
+          <w:rFonts w:ascii="Segoe UI" w:eastAsia="Times New Roman" w:hAnsi="Segoe UI" w:cs="Segoe UI"/>
+          <w:color w:val="161616"/>
+          <w:kern w:val="0"/>
+          <w14:ligatures w14:val="none"/>
+        </w:rPr>
+        <w:t>)</w:t>
+      </w:r>
+    </w:p>
+    <w:p>
+      <w:pPr>
+        <w:pStyle w:val="ListParagraph"/>
+        <w:shd w:val="clear" w:color="auto" w:fill="FFFFFF"/>
+        <w:spacing w:before="100" w:beforeAutospacing="1" w:after="100" w:afterAutospacing="1" w:line="240" w:lineRule="auto"/>
+        <w:rPr>
+          <w:rFonts w:ascii="Segoe UI" w:eastAsia="Times New Roman" w:hAnsi="Segoe UI" w:cs="Segoe UI"/>
+          <w:color w:val="161616"/>
+          <w:kern w:val="0"/>
+          <w14:ligatures w14:val="none"/>
+        </w:rPr>
+      </w:pPr>
     </w:p>
     <w:p>
       <w:pPr>
@@ -1689,6 +1860,7 @@
   <w:style w:type="character" w:default="1" w:styleId="DefaultParagraphFont">
     <w:name w:val="Default Paragraph Font"/>
     <w:uiPriority w:val="1"/>
+    <w:semiHidden/>
     <w:unhideWhenUsed/>
   </w:style>
   <w:style w:type="table" w:default="1" w:styleId="TableNormal">
